--- a/Files/05 - Devarim/02 - Vaeschanan/5784/Vaeschanan 5784.docx
+++ b/Files/05 - Devarim/02 - Vaeschanan/5784/Vaeschanan 5784.docx
@@ -1925,7 +1925,7 @@
           <w:rFonts w:ascii="Times New Roman" w:hAnsi="Times New Roman" w:cs="Times New Roman" w:hint="cs"/>
           <w:rtl/>
         </w:rPr>
-        <w:t>שדה</w:t>
+        <w:t xml:space="preserve">שדה </w:t>
       </w:r>
       <w:r>
         <w:rPr>
@@ -2097,7 +2097,7 @@
         <w:rPr>
           <w:rFonts w:ascii="Times New Roman" w:hAnsi="Times New Roman" w:cs="Times New Roman"/>
         </w:rPr>
-        <w:t>it makes sense that</w:t>
+        <w:t xml:space="preserve">it makes sense that </w:t>
       </w:r>
       <w:r>
         <w:rPr>
@@ -2195,7 +2195,7 @@
         <w:rPr>
           <w:rFonts w:ascii="Times New Roman" w:hAnsi="Times New Roman" w:cs="Times New Roman"/>
         </w:rPr>
-        <w:t xml:space="preserve"> tefillah</w:t>
+        <w:t xml:space="preserve"> tefillah </w:t>
       </w:r>
       <w:r>
         <w:rPr>
@@ -2548,7 +2548,7 @@
         <w:rPr>
           <w:rFonts w:ascii="Times New Roman" w:hAnsi="Times New Roman" w:cs="Times New Roman"/>
         </w:rPr>
-        <w:t>the</w:t>
+        <w:t xml:space="preserve">the </w:t>
       </w:r>
       <w:r>
         <w:rPr>
@@ -3505,7 +3505,7 @@
           <w:rFonts w:ascii="Times New Roman" w:hAnsi="Times New Roman" w:cs="Times New Roman" w:hint="cs"/>
           <w:rtl/>
         </w:rPr>
-        <w:t>ושלום</w:t>
+        <w:t xml:space="preserve">ושלום </w:t>
       </w:r>
       <w:r>
         <w:rPr>
@@ -3529,7 +3529,7 @@
         <w:rPr>
           <w:rFonts w:ascii="Times New Roman" w:hAnsi="Times New Roman" w:cs="Times New Roman"/>
         </w:rPr>
-        <w:t>s a</w:t>
+        <w:t xml:space="preserve">s a </w:t>
       </w:r>
       <w:r>
         <w:rPr>

--- a/Files/05 - Devarim/02 - Vaeschanan/5784/Vaeschanan 5784.docx
+++ b/Files/05 - Devarim/02 - Vaeschanan/5784/Vaeschanan 5784.docx
@@ -235,7 +235,7 @@
           <w:rFonts w:ascii="Times New Roman" w:hAnsi="Times New Roman" w:cs="Times New Roman"/>
           <w:rtl/>
         </w:rPr>
-        <w:t>"</w:t>
+        <w:t>״</w:t>
       </w:r>
       <w:r>
         <w:rPr>
